--- a/docs/Process Documentation/Process documentation template 1806.docx
+++ b/docs/Process Documentation/Process documentation template 1806.docx
@@ -335,23 +335,7 @@
           <w:sz w:val="24"/>
           <w:szCs w:val="24"/>
         </w:rPr>
-        <w:t xml:space="preserve">This was an introductory group meeting for students supervised by </w:t>
-      </w:r>
-      <w:r>
-        <w:rPr>
-          <w:bCs/>
-          <w:sz w:val="24"/>
-          <w:szCs w:val="24"/>
-        </w:rPr>
-        <w:t xml:space="preserve">Dr. </w:t>
-      </w:r>
-      <w:r>
-        <w:rPr>
-          <w:bCs/>
-          <w:sz w:val="24"/>
-          <w:szCs w:val="24"/>
-        </w:rPr>
-        <w:t>Raman Singh. The purpose was to explain the general project process and what was expected for the project specification, interim report, and final dissertation.</w:t>
+        <w:t>This was an introductory group meeting for students supervised by Dr. Raman Singh. The purpose was to explain the general project process and what was expected for the project specification, interim report, and final dissertation.</w:t>
       </w:r>
     </w:p>
     <w:p>
@@ -413,15 +397,7 @@
           <w:sz w:val="24"/>
           <w:szCs w:val="24"/>
         </w:rPr>
-        <w:t>Dr. Raman</w:t>
-      </w:r>
-      <w:r>
-        <w:rPr>
-          <w:bCs/>
-          <w:sz w:val="24"/>
-          <w:szCs w:val="24"/>
-        </w:rPr>
-        <w:t xml:space="preserve"> explained the overall project stages:</w:t>
+        <w:t>Dr. Raman explained the overall project stages:</w:t>
       </w:r>
     </w:p>
     <w:p>
@@ -566,73 +542,33 @@
           <w:sz w:val="24"/>
           <w:szCs w:val="24"/>
         </w:rPr>
-        <w:t xml:space="preserve">The meeting covered how </w:t>
-      </w:r>
-      <w:r>
-        <w:rPr>
-          <w:bCs/>
-          <w:sz w:val="24"/>
-          <w:szCs w:val="24"/>
-        </w:rPr>
-        <w:t>we</w:t>
-      </w:r>
-      <w:r>
-        <w:rPr>
-          <w:bCs/>
-          <w:sz w:val="24"/>
-          <w:szCs w:val="24"/>
-        </w:rPr>
-        <w:t xml:space="preserve"> should approach the early project documents, including how to define the topic, research question, aims, objectives, scope, and planned methodology.</w:t>
-      </w:r>
-    </w:p>
-    <w:p>
-      <w:pPr>
-        <w:rPr>
-          <w:bCs/>
-          <w:sz w:val="24"/>
-          <w:szCs w:val="24"/>
-        </w:rPr>
-      </w:pPr>
-    </w:p>
-    <w:p>
-      <w:pPr>
-        <w:rPr>
-          <w:bCs/>
-          <w:sz w:val="24"/>
-          <w:szCs w:val="24"/>
-        </w:rPr>
-      </w:pPr>
-      <w:r>
-        <w:rPr>
-          <w:bCs/>
-          <w:sz w:val="24"/>
-          <w:szCs w:val="24"/>
-        </w:rPr>
-        <w:t>Dr. Raman then</w:t>
-      </w:r>
-      <w:r>
-        <w:rPr>
-          <w:bCs/>
-          <w:sz w:val="24"/>
-          <w:szCs w:val="24"/>
-        </w:rPr>
-        <w:t xml:space="preserve"> explained that </w:t>
-      </w:r>
-      <w:r>
-        <w:rPr>
-          <w:bCs/>
-          <w:sz w:val="24"/>
-          <w:szCs w:val="24"/>
-        </w:rPr>
-        <w:t>we</w:t>
-      </w:r>
-      <w:r>
-        <w:rPr>
-          <w:bCs/>
-          <w:sz w:val="24"/>
-          <w:szCs w:val="24"/>
-        </w:rPr>
-        <w:t xml:space="preserve"> should keep their projects focused, realistic, and suitable for the available time.</w:t>
+        <w:t>The meeting covered how we should approach the early project documents, including how to define the topic, research question, aims, objectives, scope, and planned methodology.</w:t>
+      </w:r>
+    </w:p>
+    <w:p>
+      <w:pPr>
+        <w:rPr>
+          <w:bCs/>
+          <w:sz w:val="24"/>
+          <w:szCs w:val="24"/>
+        </w:rPr>
+      </w:pPr>
+    </w:p>
+    <w:p>
+      <w:pPr>
+        <w:rPr>
+          <w:bCs/>
+          <w:sz w:val="24"/>
+          <w:szCs w:val="24"/>
+        </w:rPr>
+      </w:pPr>
+      <w:r>
+        <w:rPr>
+          <w:bCs/>
+          <w:sz w:val="24"/>
+          <w:szCs w:val="24"/>
+        </w:rPr>
+        <w:t>Dr. Raman then explained that we should keep their projects focused, realistic, and suitable for the available time.</w:t>
       </w:r>
     </w:p>
     <w:p>
@@ -862,6 +798,32 @@
           <w:szCs w:val="24"/>
         </w:rPr>
         <w:t>This group meeting gave a picture of the process of the MSc project and outlined the initial direction for the project.</w:t>
+      </w:r>
+    </w:p>
+    <w:p>
+      <w:pPr>
+        <w:rPr>
+          <w:bCs/>
+          <w:sz w:val="24"/>
+          <w:szCs w:val="24"/>
+        </w:rPr>
+      </w:pPr>
+    </w:p>
+    <w:p>
+      <w:pPr>
+        <w:rPr>
+          <w:bCs/>
+          <w:sz w:val="24"/>
+          <w:szCs w:val="24"/>
+        </w:rPr>
+      </w:pPr>
+      <w:r>
+        <w:rPr>
+          <w:bCs/>
+          <w:sz w:val="24"/>
+          <w:szCs w:val="24"/>
+        </w:rPr>
+        <w:br w:type="page"/>
       </w:r>
     </w:p>
     <w:p>
@@ -2309,6 +2271,7 @@
   <w:style w:type="character" w:default="1" w:styleId="DefaultParagraphFont">
     <w:name w:val="Default Paragraph Font"/>
     <w:uiPriority w:val="1"/>
+    <w:semiHidden/>
     <w:unhideWhenUsed/>
   </w:style>
   <w:style w:type="table" w:default="1" w:styleId="TableNormal">
